--- a/download/party_membership.docx
+++ b/download/party_membership.docx
@@ -97,10 +97,10 @@
         <w:tblLook w:firstRow="1" w:lastRow="0" w:firstColumn="0" w:lastColumn="0" w:noHBand="0" w:noVBand="0" w:val="0020"/>
       </w:tblPr>
       <w:tblGrid>
-        <w:gridCol w:w="1762"/>
-        <w:gridCol w:w="4369"/>
-        <w:gridCol w:w="968"/>
-        <w:gridCol w:w="819"/>
+        <w:gridCol w:w="1164"/>
+        <w:gridCol w:w="2885"/>
+        <w:gridCol w:w="3328"/>
+        <w:gridCol w:w="541"/>
       </w:tblGrid>
       <w:tr>
         <w:trPr>
@@ -345,6 +345,114 @@
             </w:r>
             <w:r>
               <w:t xml:space="preserve">Array</w:t>
+            </w:r>
+            <w:r>
+              <w:t xml:space="preserve">One of:</w:t>
+            </w:r>
+            <w:r>
+              <w:t xml:space="preserve"> </w:t>
+            </w:r>
+            <w:r>
+              <w:rPr>
+                <w:rStyle w:val="VerbatimChar"/>
+              </w:rPr>
+              <w:t xml:space="preserve">read:data</w:t>
+            </w:r>
+            <w:r>
+              <w:t xml:space="preserve">,</w:t>
+            </w:r>
+            <w:r>
+              <w:t xml:space="preserve"> </w:t>
+            </w:r>
+            <w:r>
+              <w:rPr>
+                <w:rStyle w:val="VerbatimChar"/>
+              </w:rPr>
+              <w:t xml:space="preserve">use:data</w:t>
+            </w:r>
+            <w:r>
+              <w:t xml:space="preserve">,</w:t>
+            </w:r>
+            <w:r>
+              <w:t xml:space="preserve"> </w:t>
+            </w:r>
+            <w:r>
+              <w:rPr>
+                <w:rStyle w:val="VerbatimChar"/>
+              </w:rPr>
+              <w:t xml:space="preserve">use:data:entity:lookup</w:t>
+            </w:r>
+            <w:r>
+              <w:t xml:space="preserve">,</w:t>
+            </w:r>
+            <w:r>
+              <w:t xml:space="preserve"> </w:t>
+            </w:r>
+            <w:r>
+              <w:rPr>
+                <w:rStyle w:val="VerbatimChar"/>
+              </w:rPr>
+              <w:t xml:space="preserve">manage:data</w:t>
+            </w:r>
+            <w:r>
+              <w:t xml:space="preserve">,</w:t>
+            </w:r>
+            <w:r>
+              <w:t xml:space="preserve"> </w:t>
+            </w:r>
+            <w:r>
+              <w:rPr>
+                <w:rStyle w:val="VerbatimChar"/>
+              </w:rPr>
+              <w:t xml:space="preserve">manage:data:party_membership</w:t>
+            </w:r>
+            <w:r>
+              <w:t xml:space="preserve">,</w:t>
+            </w:r>
+            <w:r>
+              <w:t xml:space="preserve"> </w:t>
+            </w:r>
+            <w:r>
+              <w:rPr>
+                <w:rStyle w:val="VerbatimChar"/>
+              </w:rPr>
+              <w:t xml:space="preserve">manage:data:entity_client</w:t>
+            </w:r>
+            <w:r>
+              <w:t xml:space="preserve">,</w:t>
+            </w:r>
+            <w:r>
+              <w:t xml:space="preserve"> </w:t>
+            </w:r>
+            <w:r>
+              <w:rPr>
+                <w:rStyle w:val="VerbatimChar"/>
+              </w:rPr>
+              <w:t xml:space="preserve">read:auth</w:t>
+            </w:r>
+            <w:r>
+              <w:t xml:space="preserve">,</w:t>
+            </w:r>
+            <w:r>
+              <w:t xml:space="preserve"> </w:t>
+            </w:r>
+            <w:r>
+              <w:rPr>
+                <w:rStyle w:val="VerbatimChar"/>
+              </w:rPr>
+              <w:t xml:space="preserve">use:auth</w:t>
+            </w:r>
+            <w:r>
+              <w:t xml:space="preserve">,</w:t>
+            </w:r>
+            <w:r>
+              <w:t xml:space="preserve"> </w:t>
+            </w:r>
+            <w:r>
+              <w:rPr>
+                <w:rStyle w:val="VerbatimChar"/>
+              </w:rPr>
+              <w:t xml:space="preserve">manage:auth</w:t>
             </w:r>
           </w:p>
         </w:tc>

--- a/download/party_membership.docx
+++ b/download/party_membership.docx
@@ -2130,7 +2130,7 @@
     <w:bookmarkEnd w:id="44"/>
     <w:bookmarkEnd w:id="45"/>
     <w:sectPr>
-      <w:headerReference r:id="rId11" w:type="default"/>
+      <w:headerReference r:id="rId9" w:type="default"/>
       <w:pgSz w:h="11906" w:orient="landscape" w:w="16838"/>
       <w:pgMar w:bottom="1417" w:footer="708" w:gutter="0" w:header="708" w:left="1417" w:right="1417" w:top="1417"/>
       <w:cols w:space="708"/>

--- a/download/party_membership.docx
+++ b/download/party_membership.docx
@@ -2130,7 +2130,7 @@
     <w:bookmarkEnd w:id="44"/>
     <w:bookmarkEnd w:id="45"/>
     <w:sectPr>
-      <w:headerReference r:id="rId9" w:type="default"/>
+      <w:headerReference r:id="rId11" w:type="default"/>
       <w:pgSz w:h="11906" w:orient="landscape" w:w="16838"/>
       <w:pgMar w:bottom="1417" w:footer="708" w:gutter="0" w:header="708" w:left="1417" w:right="1417" w:top="1417"/>
       <w:cols w:space="708"/>

--- a/download/party_membership.docx
+++ b/download/party_membership.docx
@@ -2,7 +2,7 @@
 <file path=word/document.xml><?xml version="1.0" encoding="utf-8"?>
 <w:document xmlns:w="http://schemas.openxmlformats.org/wordprocessingml/2006/main" xmlns:m="http://schemas.openxmlformats.org/officeDocument/2006/math" xmlns:r="http://schemas.openxmlformats.org/officeDocument/2006/relationships" xmlns:o="urn:schemas-microsoft-com:office:office" xmlns:v="urn:schemas-microsoft-com:vml" xmlns:w10="urn:schemas-microsoft-com:office:word" xmlns:a="http://schemas.openxmlformats.org/drawingml/2006/main" xmlns:pic="http://schemas.openxmlformats.org/drawingml/2006/picture" xmlns:wp="http://schemas.openxmlformats.org/drawingml/2006/wordprocessingDrawing">
   <w:body>
-    <w:bookmarkStart w:id="45" w:name="party-membership"/>
+    <w:bookmarkStart w:id="46" w:name="party-membership"/>
     <w:p>
       <w:pPr>
         <w:pStyle w:val="Overskrift1"/>
@@ -80,7 +80,7 @@
       </w:hyperlink>
     </w:p>
     <w:bookmarkEnd w:id="23"/>
-    <w:bookmarkStart w:id="26" w:name="fields"/>
+    <w:bookmarkStart w:id="27" w:name="fields"/>
     <w:p>
       <w:pPr>
         <w:pStyle w:val="Overskrift2"/>
@@ -97,10 +97,10 @@
         <w:tblLook w:firstRow="1" w:lastRow="0" w:firstColumn="0" w:lastColumn="0" w:noHBand="0" w:noVBand="0" w:val="0020"/>
       </w:tblPr>
       <w:tblGrid>
-        <w:gridCol w:w="1164"/>
-        <w:gridCol w:w="2885"/>
-        <w:gridCol w:w="3328"/>
-        <w:gridCol w:w="541"/>
+        <w:gridCol w:w="1507"/>
+        <w:gridCol w:w="3737"/>
+        <w:gridCol w:w="1974"/>
+        <w:gridCol w:w="700"/>
       </w:tblGrid>
       <w:tr>
         <w:trPr>
@@ -347,112 +347,24 @@
               <w:t xml:space="preserve">Array</w:t>
             </w:r>
             <w:r>
-              <w:t xml:space="preserve">One of:</w:t>
+              <w:t xml:space="preserve">See the</w:t>
             </w:r>
             <w:r>
               <w:t xml:space="preserve"> </w:t>
             </w:r>
-            <w:r>
-              <w:rPr>
-                <w:rStyle w:val="VerbatimChar"/>
-              </w:rPr>
-              <w:t xml:space="preserve">read:data</w:t>
-            </w:r>
-            <w:r>
-              <w:t xml:space="preserve">,</w:t>
-            </w:r>
+            <w:hyperlink r:id="rId26">
+              <w:r>
+                <w:rPr>
+                  <w:rStyle w:val="Hyperkobling"/>
+                </w:rPr>
+                <w:t xml:space="preserve">list of scopes</w:t>
+              </w:r>
+            </w:hyperlink>
             <w:r>
               <w:t xml:space="preserve"> </w:t>
             </w:r>
             <w:r>
-              <w:rPr>
-                <w:rStyle w:val="VerbatimChar"/>
-              </w:rPr>
-              <w:t xml:space="preserve">use:data</w:t>
-            </w:r>
-            <w:r>
-              <w:t xml:space="preserve">,</w:t>
-            </w:r>
-            <w:r>
-              <w:t xml:space="preserve"> </w:t>
-            </w:r>
-            <w:r>
-              <w:rPr>
-                <w:rStyle w:val="VerbatimChar"/>
-              </w:rPr>
-              <w:t xml:space="preserve">use:data:entity:lookup</w:t>
-            </w:r>
-            <w:r>
-              <w:t xml:space="preserve">,</w:t>
-            </w:r>
-            <w:r>
-              <w:t xml:space="preserve"> </w:t>
-            </w:r>
-            <w:r>
-              <w:rPr>
-                <w:rStyle w:val="VerbatimChar"/>
-              </w:rPr>
-              <w:t xml:space="preserve">manage:data</w:t>
-            </w:r>
-            <w:r>
-              <w:t xml:space="preserve">,</w:t>
-            </w:r>
-            <w:r>
-              <w:t xml:space="preserve"> </w:t>
-            </w:r>
-            <w:r>
-              <w:rPr>
-                <w:rStyle w:val="VerbatimChar"/>
-              </w:rPr>
-              <w:t xml:space="preserve">manage:data:party_membership</w:t>
-            </w:r>
-            <w:r>
-              <w:t xml:space="preserve">,</w:t>
-            </w:r>
-            <w:r>
-              <w:t xml:space="preserve"> </w:t>
-            </w:r>
-            <w:r>
-              <w:rPr>
-                <w:rStyle w:val="VerbatimChar"/>
-              </w:rPr>
-              <w:t xml:space="preserve">manage:data:entity_client</w:t>
-            </w:r>
-            <w:r>
-              <w:t xml:space="preserve">,</w:t>
-            </w:r>
-            <w:r>
-              <w:t xml:space="preserve"> </w:t>
-            </w:r>
-            <w:r>
-              <w:rPr>
-                <w:rStyle w:val="VerbatimChar"/>
-              </w:rPr>
-              <w:t xml:space="preserve">read:auth</w:t>
-            </w:r>
-            <w:r>
-              <w:t xml:space="preserve">,</w:t>
-            </w:r>
-            <w:r>
-              <w:t xml:space="preserve"> </w:t>
-            </w:r>
-            <w:r>
-              <w:rPr>
-                <w:rStyle w:val="VerbatimChar"/>
-              </w:rPr>
-              <w:t xml:space="preserve">use:auth</w:t>
-            </w:r>
-            <w:r>
-              <w:t xml:space="preserve">,</w:t>
-            </w:r>
-            <w:r>
-              <w:t xml:space="preserve"> </w:t>
-            </w:r>
-            <w:r>
-              <w:rPr>
-                <w:rStyle w:val="VerbatimChar"/>
-              </w:rPr>
-              <w:t xml:space="preserve">manage:auth</w:t>
+              <w:t xml:space="preserve">for allowed values.</w:t>
             </w:r>
           </w:p>
         </w:tc>
@@ -558,8 +470,8 @@
         </w:tc>
       </w:tr>
     </w:tbl>
-    <w:bookmarkEnd w:id="26"/>
-    <w:bookmarkStart w:id="27" w:name="validation-rules"/>
+    <w:bookmarkEnd w:id="27"/>
+    <w:bookmarkStart w:id="28" w:name="validation-rules"/>
     <w:p>
       <w:pPr>
         <w:pStyle w:val="Overskrift2"/>
@@ -576,8 +488,8 @@
         <w:t xml:space="preserve">No validation rules.</w:t>
       </w:r>
     </w:p>
-    <w:bookmarkEnd w:id="27"/>
-    <w:bookmarkStart w:id="28" w:name="notifications"/>
+    <w:bookmarkEnd w:id="28"/>
+    <w:bookmarkStart w:id="29" w:name="notifications"/>
     <w:p>
       <w:pPr>
         <w:pStyle w:val="Overskrift2"/>
@@ -594,8 +506,8 @@
         <w:t xml:space="preserve">No notifications.</w:t>
       </w:r>
     </w:p>
-    <w:bookmarkEnd w:id="28"/>
-    <w:bookmarkStart w:id="44" w:name="authorization"/>
+    <w:bookmarkEnd w:id="29"/>
+    <w:bookmarkStart w:id="45" w:name="authorization"/>
     <w:p>
       <w:pPr>
         <w:pStyle w:val="Overskrift2"/>
@@ -604,7 +516,7 @@
         <w:t xml:space="preserve">Authorization</w:t>
       </w:r>
     </w:p>
-    <w:bookmarkStart w:id="41" w:name="resource-level-authorization"/>
+    <w:bookmarkStart w:id="42" w:name="resource-level-authorization"/>
     <w:p>
       <w:pPr>
         <w:pStyle w:val="Overskrift3"/>
@@ -623,7 +535,7 @@
       <w:r>
         <w:t xml:space="preserve"> </w:t>
       </w:r>
-      <w:hyperlink r:id="rId29">
+      <w:hyperlink r:id="rId30">
         <w:r>
           <w:rPr>
             <w:rStyle w:val="Hyperkobling"/>
@@ -657,7 +569,7 @@
         <w:t xml:space="preserve">.</w:t>
       </w:r>
     </w:p>
-    <w:bookmarkStart w:id="30" w:name="entity"/>
+    <w:bookmarkStart w:id="31" w:name="entity"/>
     <w:p>
       <w:pPr>
         <w:pStyle w:val="Overskrift4"/>
@@ -787,8 +699,8 @@
         </w:tc>
       </w:tr>
     </w:tbl>
-    <w:bookmarkEnd w:id="30"/>
-    <w:bookmarkStart w:id="31" w:name="anonymous"/>
+    <w:bookmarkEnd w:id="31"/>
+    <w:bookmarkStart w:id="32" w:name="anonymous"/>
     <w:p>
       <w:pPr>
         <w:pStyle w:val="Overskrift4"/>
@@ -805,8 +717,8 @@
         <w:t xml:space="preserve">No policies.</w:t>
       </w:r>
     </w:p>
-    <w:bookmarkEnd w:id="31"/>
-    <w:bookmarkStart w:id="32" w:name="common"/>
+    <w:bookmarkEnd w:id="32"/>
+    <w:bookmarkStart w:id="33" w:name="common"/>
     <w:p>
       <w:pPr>
         <w:pStyle w:val="Overskrift4"/>
@@ -936,8 +848,8 @@
         </w:tc>
       </w:tr>
     </w:tbl>
-    <w:bookmarkEnd w:id="32"/>
-    <w:bookmarkStart w:id="33" w:name="balance-responsible-party"/>
+    <w:bookmarkEnd w:id="33"/>
+    <w:bookmarkStart w:id="34" w:name="balance-responsible-party"/>
     <w:p>
       <w:pPr>
         <w:pStyle w:val="Overskrift4"/>
@@ -954,8 +866,8 @@
         <w:t xml:space="preserve">No policies.</w:t>
       </w:r>
     </w:p>
-    <w:bookmarkEnd w:id="33"/>
-    <w:bookmarkStart w:id="34" w:name="end-user"/>
+    <w:bookmarkEnd w:id="34"/>
+    <w:bookmarkStart w:id="35" w:name="end-user"/>
     <w:p>
       <w:pPr>
         <w:pStyle w:val="Overskrift4"/>
@@ -972,8 +884,8 @@
         <w:t xml:space="preserve">No policies.</w:t>
       </w:r>
     </w:p>
-    <w:bookmarkEnd w:id="34"/>
-    <w:bookmarkStart w:id="35" w:name="energy-supplier"/>
+    <w:bookmarkEnd w:id="35"/>
+    <w:bookmarkStart w:id="36" w:name="energy-supplier"/>
     <w:p>
       <w:pPr>
         <w:pStyle w:val="Overskrift4"/>
@@ -990,8 +902,8 @@
         <w:t xml:space="preserve">No policies.</w:t>
       </w:r>
     </w:p>
-    <w:bookmarkEnd w:id="35"/>
-    <w:bookmarkStart w:id="36" w:name="flexibility-information-system-operator"/>
+    <w:bookmarkEnd w:id="36"/>
+    <w:bookmarkStart w:id="37" w:name="flexibility-information-system-operator"/>
     <w:p>
       <w:pPr>
         <w:pStyle w:val="Overskrift4"/>
@@ -1120,8 +1032,8 @@
         </w:tc>
       </w:tr>
     </w:tbl>
-    <w:bookmarkEnd w:id="36"/>
-    <w:bookmarkStart w:id="37" w:name="organisation"/>
+    <w:bookmarkEnd w:id="37"/>
+    <w:bookmarkStart w:id="38" w:name="organisation"/>
     <w:p>
       <w:pPr>
         <w:pStyle w:val="Overskrift4"/>
@@ -1251,8 +1163,8 @@
         </w:tc>
       </w:tr>
     </w:tbl>
-    <w:bookmarkEnd w:id="37"/>
-    <w:bookmarkStart w:id="38" w:name="system-operator"/>
+    <w:bookmarkEnd w:id="38"/>
+    <w:bookmarkStart w:id="39" w:name="system-operator"/>
     <w:p>
       <w:pPr>
         <w:pStyle w:val="Overskrift4"/>
@@ -1269,8 +1181,8 @@
         <w:t xml:space="preserve">No policies.</w:t>
       </w:r>
     </w:p>
-    <w:bookmarkEnd w:id="38"/>
-    <w:bookmarkStart w:id="39" w:name="service-provider"/>
+    <w:bookmarkEnd w:id="39"/>
+    <w:bookmarkStart w:id="40" w:name="service-provider"/>
     <w:p>
       <w:pPr>
         <w:pStyle w:val="Overskrift4"/>
@@ -1287,8 +1199,8 @@
         <w:t xml:space="preserve">No policies.</w:t>
       </w:r>
     </w:p>
-    <w:bookmarkEnd w:id="39"/>
-    <w:bookmarkStart w:id="40" w:name="third-party"/>
+    <w:bookmarkEnd w:id="40"/>
+    <w:bookmarkStart w:id="41" w:name="third-party"/>
     <w:p>
       <w:pPr>
         <w:pStyle w:val="Overskrift4"/>
@@ -1305,9 +1217,9 @@
         <w:t xml:space="preserve">No policies.</w:t>
       </w:r>
     </w:p>
-    <w:bookmarkEnd w:id="40"/>
     <w:bookmarkEnd w:id="41"/>
-    <w:bookmarkStart w:id="43" w:name="field-level-authorization"/>
+    <w:bookmarkEnd w:id="42"/>
+    <w:bookmarkStart w:id="44" w:name="field-level-authorization"/>
     <w:p>
       <w:pPr>
         <w:pStyle w:val="Overskrift3"/>
@@ -1326,7 +1238,7 @@
       <w:r>
         <w:t xml:space="preserve"> </w:t>
       </w:r>
-      <w:hyperlink r:id="rId42">
+      <w:hyperlink r:id="rId43">
         <w:r>
           <w:rPr>
             <w:rStyle w:val="Hyperkobling"/>
@@ -2126,11 +2038,11 @@
         </w:tc>
       </w:tr>
     </w:tbl>
-    <w:bookmarkEnd w:id="43"/>
     <w:bookmarkEnd w:id="44"/>
     <w:bookmarkEnd w:id="45"/>
+    <w:bookmarkEnd w:id="46"/>
     <w:sectPr>
-      <w:headerReference r:id="rId9" w:type="default"/>
+      <w:headerReference r:id="rId11" w:type="default"/>
       <w:pgSz w:h="11906" w:orient="landscape" w:w="16838"/>
       <w:pgMar w:bottom="1417" w:footer="708" w:gutter="0" w:header="708" w:left="1417" w:right="1417" w:top="1417"/>
       <w:cols w:space="708"/>
